--- a/Slot 1/Exercise 1.docx
+++ b/Slot 1/Exercise 1.docx
@@ -101,6 +101,12 @@
           <w:lang w:val="en-US"/>
         </w:rPr>
         <w:t>Difference between verification and validation. Give example.</w:t>
+      </w:r>
+      <w:r>
+        <w:rPr>
+          <w:lang w:val="en-US"/>
+        </w:rPr>
+        <w:t xml:space="preserve"> </w:t>
       </w:r>
     </w:p>
     <w:p>
@@ -1511,21 +1517,7 @@
         <w:rPr>
           <w:lang w:val="en-US"/>
         </w:rPr>
-        <w:t xml:space="preserve">This error may happen because of incorrect algorithms, database problems, or transaction processing failures. As a result, customers may lose money, and the bank may need to </w:t>
-      </w:r>
-      <w:proofErr w:type="gramStart"/>
-      <w:r>
-        <w:rPr>
-          <w:lang w:val="en-US"/>
-        </w:rPr>
-        <w:t>compensate</w:t>
-      </w:r>
-      <w:proofErr w:type="gramEnd"/>
-      <w:r>
-        <w:rPr>
-          <w:lang w:val="en-US"/>
-        </w:rPr>
-        <w:t xml:space="preserve"> for damages. If the problem affects many customers, the financial loss can be very serious.</w:t>
+        <w:t>This error may happen because of incorrect algorithms, database problems, or transaction processing failures. As a result, customers may lose money, and the bank may need to compensate for damages. If the problem affects many customers, the financial loss can be very serious.</w:t>
       </w:r>
     </w:p>
     <w:p>
@@ -1585,21 +1577,7 @@
         <w:rPr>
           <w:lang w:val="en-US"/>
         </w:rPr>
-        <w:t xml:space="preserve">An airline booking system crashes during </w:t>
-      </w:r>
-      <w:proofErr w:type="gramStart"/>
-      <w:r>
-        <w:rPr>
-          <w:lang w:val="en-US"/>
-        </w:rPr>
-        <w:t>a holiday</w:t>
-      </w:r>
-      <w:proofErr w:type="gramEnd"/>
-      <w:r>
-        <w:rPr>
-          <w:lang w:val="en-US"/>
-        </w:rPr>
-        <w:t xml:space="preserve"> season, preventing passengers from booking tickets or checking in.</w:t>
+        <w:t>An airline booking system crashes during a holiday season, preventing passengers from booking tickets or checking in.</w:t>
       </w:r>
     </w:p>
     <w:p>
@@ -1765,21 +1743,7 @@
         <w:rPr>
           <w:lang w:val="en-US"/>
         </w:rPr>
-        <w:t xml:space="preserve">An online shopping website displays the price of a smartphone incorrectly, such as showing $1,000 as $100, or </w:t>
-      </w:r>
-      <w:proofErr w:type="gramStart"/>
-      <w:r>
-        <w:rPr>
-          <w:lang w:val="en-US"/>
-        </w:rPr>
-        <w:t>loses</w:t>
-      </w:r>
-      <w:proofErr w:type="gramEnd"/>
-      <w:r>
-        <w:rPr>
-          <w:lang w:val="en-US"/>
-        </w:rPr>
-        <w:t xml:space="preserve"> customer orders.</w:t>
+        <w:t>An online shopping website displays the price of a smartphone incorrectly, such as showing $1,000 as $100, or loses customer orders.</w:t>
       </w:r>
     </w:p>
     <w:p>
@@ -2240,21 +2204,7 @@
         <w:rPr>
           <w:lang w:val="en-US"/>
         </w:rPr>
-        <w:t xml:space="preserve"> "Are we building the </w:t>
-      </w:r>
-      <w:proofErr w:type="gramStart"/>
-      <w:r>
-        <w:rPr>
-          <w:lang w:val="en-US"/>
-        </w:rPr>
-        <w:t>product</w:t>
-      </w:r>
-      <w:proofErr w:type="gramEnd"/>
-      <w:r>
-        <w:rPr>
-          <w:lang w:val="en-US"/>
-        </w:rPr>
-        <w:t xml:space="preserve"> </w:t>
+        <w:t xml:space="preserve"> "Are we building the product </w:t>
       </w:r>
       <w:r>
         <w:rPr>
@@ -2398,19 +2348,11 @@
           <w:lang w:val="en-US"/>
         </w:rPr>
       </w:pPr>
-      <w:proofErr w:type="gramStart"/>
-      <w:r>
-        <w:rPr>
-          <w:lang w:val="en-US"/>
-        </w:rPr>
-        <w:t>Form</w:t>
-      </w:r>
-      <w:proofErr w:type="gramEnd"/>
-      <w:r>
-        <w:rPr>
-          <w:lang w:val="en-US"/>
-        </w:rPr>
-        <w:t>:</w:t>
+      <w:r>
+        <w:rPr>
+          <w:lang w:val="en-US"/>
+        </w:rPr>
+        <w:t>Form:</w:t>
       </w:r>
       <w:r>
         <w:rPr>
@@ -2430,21 +2372,7 @@
         <w:rPr>
           <w:lang w:val="en-US"/>
         </w:rPr>
-        <w:t xml:space="preserve">—the software is not actually executed. It focuses on </w:t>
-      </w:r>
-      <w:proofErr w:type="gramStart"/>
-      <w:r>
-        <w:rPr>
-          <w:lang w:val="en-US"/>
-        </w:rPr>
-        <w:t>the "</w:t>
-      </w:r>
-      <w:proofErr w:type="gramEnd"/>
-      <w:r>
-        <w:rPr>
-          <w:lang w:val="en-US"/>
-        </w:rPr>
-        <w:t>blueprints."</w:t>
+        <w:t>—the software is not actually executed. It focuses on the "blueprints."</w:t>
       </w:r>
     </w:p>
     <w:p>
@@ -3633,21 +3561,7 @@
         <w:rPr>
           <w:lang w:val="en-US"/>
         </w:rPr>
-        <w:t xml:space="preserve"> The </w:t>
-      </w:r>
-      <w:proofErr w:type="gramStart"/>
-      <w:r>
-        <w:rPr>
-          <w:lang w:val="en-US"/>
-        </w:rPr>
-        <w:t>diver</w:t>
-      </w:r>
-      <w:proofErr w:type="gramEnd"/>
-      <w:r>
-        <w:rPr>
-          <w:lang w:val="en-US"/>
-        </w:rPr>
-        <w:t xml:space="preserve"> says, "The buttons are too small to press while wearing thick diving gloves, and the screen is impossible to read in murky water."</w:t>
+        <w:t xml:space="preserve"> The diver says, "The buttons are too small to press while wearing thick diving gloves, and the screen is impossible to read in murky water."</w:t>
       </w:r>
     </w:p>
     <w:p>
@@ -3754,21 +3668,7 @@
         <w:rPr>
           <w:lang w:val="en-US"/>
         </w:rPr>
-        <w:t xml:space="preserve"> to ensure that once the code is finished, it </w:t>
-      </w:r>
-      <w:proofErr w:type="gramStart"/>
-      <w:r>
-        <w:rPr>
-          <w:lang w:val="en-US"/>
-        </w:rPr>
-        <w:t>actually solves</w:t>
-      </w:r>
-      <w:proofErr w:type="gramEnd"/>
-      <w:r>
-        <w:rPr>
-          <w:lang w:val="en-US"/>
-        </w:rPr>
-        <w:t xml:space="preserve"> the user's problem. A product can pass verification but fail validation, and vice versa—successful software requires both.</w:t>
+        <w:t xml:space="preserve"> to ensure that once the code is finished, it actually solves the user's problem. A product can pass verification but fail validation, and vice versa—successful software requires both.</w:t>
       </w:r>
     </w:p>
     <w:p>
@@ -6493,6 +6393,7 @@
   <w:style w:type="character" w:default="1" w:styleId="DefaultParagraphFont">
     <w:name w:val="Default Paragraph Font"/>
     <w:uiPriority w:val="1"/>
+    <w:semiHidden/>
     <w:unhideWhenUsed/>
   </w:style>
   <w:style w:type="table" w:default="1" w:styleId="TableNormal">
